--- a/preview/docxs/37-data-engineer.docx
+++ b/preview/docxs/37-data-engineer.docx
@@ -508,7 +508,7 @@
         </w:rPr>
         <w:t xml:space="preserve">Demo: </w:t>
       </w:r>
-      <w:hyperlink w:history="1" r:id="rId2vmf_0rioxhlcnodfjbhy">
+      <w:hyperlink w:history="1" r:id="rIdadhl5yylqjojozzxjenmf">
         <w:r>
           <w:rPr>
             <w:color w:val="0891b2"/>
@@ -536,7 +536,7 @@
         </w:rPr>
         <w:t xml:space="preserve">Code: </w:t>
       </w:r>
-      <w:hyperlink w:history="1" r:id="rIdlvwmfmpe53tyvgs46pkeg">
+      <w:hyperlink w:history="1" r:id="rId2gy8iymnsxelhxvxay_jn">
         <w:r>
           <w:rPr>
             <w:color w:val="0891b2"/>
@@ -626,7 +626,7 @@
         </w:rPr>
         <w:t xml:space="preserve">Demo: </w:t>
       </w:r>
-      <w:hyperlink w:history="1" r:id="rIdflq3rlcyazi680pixlx0w">
+      <w:hyperlink w:history="1" r:id="rIdh7zimvqmmtmz2qqquzoa9">
         <w:r>
           <w:rPr>
             <w:color w:val="0891b2"/>
@@ -1060,7 +1060,7 @@
         </w:rPr>
         <w:t xml:space="preserve">Portfolio: </w:t>
       </w:r>
-      <w:hyperlink w:history="1" r:id="rIda3ky9ozmltnuj8igmrkty">
+      <w:hyperlink w:history="1" r:id="rIdrh11ddp6-8ptg5fmqtv0a">
         <w:r>
           <w:rPr>
             <w:color w:val="0891b2"/>
